--- a/2026 الى 2027/خطط القسم 2027/خطة الموهوبات -قسم الكيمياء 2027/الموهوبات جديد 2027/الموهوبات - الأقسام 2026-2027.docx
+++ b/2026 الى 2027/خطط القسم 2027/خطة الموهوبات -قسم الكيمياء 2027/الموهوبات جديد 2027/الموهوبات - الأقسام 2026-2027.docx
@@ -200,7 +200,7 @@
           <w:rtl/>
           <w:lang w:bidi="ar-QA"/>
         </w:rPr>
-        <w:t>6</w:t>
+        <w:t>7</w:t>
       </w:r>
       <w:r>
         <w:rPr>
@@ -250,7 +250,7 @@
           <w:rtl/>
           <w:lang w:bidi="ar-QA"/>
         </w:rPr>
-        <w:t>5</w:t>
+        <w:t>6</w:t>
       </w:r>
       <w:r>
         <w:rPr>
@@ -2298,7 +2298,7 @@
                 <w:rtl/>
                 <w:lang w:bidi="ar-QA"/>
               </w:rPr>
-              <w:t>5</w:t>
+              <w:t>6</w:t>
             </w:r>
           </w:p>
           <w:p>
@@ -2439,7 +2439,7 @@
                 <w:rtl/>
                 <w:lang w:bidi="ar-QA"/>
               </w:rPr>
-              <w:t>5</w:t>
+              <w:t>6</w:t>
             </w:r>
             <w:r>
               <w:rPr>
@@ -2968,7 +2968,7 @@
                 <w:rtl/>
                 <w:lang w:bidi="ar-QA"/>
               </w:rPr>
-              <w:t>5</w:t>
+              <w:t>6</w:t>
             </w:r>
           </w:p>
           <w:p>
@@ -3084,31 +3084,31 @@
                 <w:rtl/>
                 <w:lang w:bidi="ar-QA"/>
               </w:rPr>
+              <w:t>7</w:t>
+            </w:r>
+            <w:r>
+              <w:rPr>
+                <w:rFonts w:ascii="Sakkal Majalla" w:hAnsi="Sakkal Majalla" w:cs="Sakkal Majalla" w:hint="cs"/>
+                <w:b/>
+                <w:bCs/>
+                <w:sz w:val="24"/>
+                <w:szCs w:val="24"/>
+                <w:rtl/>
+                <w:lang w:bidi="ar-QA"/>
+              </w:rPr>
+              <w:t>-202</w:t>
+            </w:r>
+            <w:r>
+              <w:rPr>
+                <w:rFonts w:ascii="Sakkal Majalla" w:hAnsi="Sakkal Majalla" w:cs="Sakkal Majalla" w:hint="cs"/>
+                <w:b/>
+                <w:bCs/>
+                <w:sz w:val="24"/>
+                <w:szCs w:val="24"/>
+                <w:rtl/>
+                <w:lang w:bidi="ar-QA"/>
+              </w:rPr>
               <w:t>6</w:t>
-            </w:r>
-            <w:r>
-              <w:rPr>
-                <w:rFonts w:ascii="Sakkal Majalla" w:hAnsi="Sakkal Majalla" w:cs="Sakkal Majalla" w:hint="cs"/>
-                <w:b/>
-                <w:bCs/>
-                <w:sz w:val="24"/>
-                <w:szCs w:val="24"/>
-                <w:rtl/>
-                <w:lang w:bidi="ar-QA"/>
-              </w:rPr>
-              <w:t>-202</w:t>
-            </w:r>
-            <w:r>
-              <w:rPr>
-                <w:rFonts w:ascii="Sakkal Majalla" w:hAnsi="Sakkal Majalla" w:cs="Sakkal Majalla" w:hint="cs"/>
-                <w:b/>
-                <w:bCs/>
-                <w:sz w:val="24"/>
-                <w:szCs w:val="24"/>
-                <w:rtl/>
-                <w:lang w:bidi="ar-QA"/>
-              </w:rPr>
-              <w:t>5</w:t>
             </w:r>
           </w:p>
         </w:tc>
@@ -3705,31 +3705,31 @@
                 <w:rtl/>
                 <w:lang w:bidi="ar-QA"/>
               </w:rPr>
+              <w:t>7</w:t>
+            </w:r>
+            <w:r>
+              <w:rPr>
+                <w:rFonts w:ascii="Sakkal Majalla" w:hAnsi="Sakkal Majalla" w:cs="Sakkal Majalla" w:hint="cs"/>
+                <w:b/>
+                <w:bCs/>
+                <w:sz w:val="24"/>
+                <w:szCs w:val="24"/>
+                <w:rtl/>
+                <w:lang w:bidi="ar-QA"/>
+              </w:rPr>
+              <w:t>-202</w:t>
+            </w:r>
+            <w:r>
+              <w:rPr>
+                <w:rFonts w:ascii="Sakkal Majalla" w:hAnsi="Sakkal Majalla" w:cs="Sakkal Majalla" w:hint="cs"/>
+                <w:b/>
+                <w:bCs/>
+                <w:sz w:val="24"/>
+                <w:szCs w:val="24"/>
+                <w:rtl/>
+                <w:lang w:bidi="ar-QA"/>
+              </w:rPr>
               <w:t>6</w:t>
-            </w:r>
-            <w:r>
-              <w:rPr>
-                <w:rFonts w:ascii="Sakkal Majalla" w:hAnsi="Sakkal Majalla" w:cs="Sakkal Majalla" w:hint="cs"/>
-                <w:b/>
-                <w:bCs/>
-                <w:sz w:val="24"/>
-                <w:szCs w:val="24"/>
-                <w:rtl/>
-                <w:lang w:bidi="ar-QA"/>
-              </w:rPr>
-              <w:t>-202</w:t>
-            </w:r>
-            <w:r>
-              <w:rPr>
-                <w:rFonts w:ascii="Sakkal Majalla" w:hAnsi="Sakkal Majalla" w:cs="Sakkal Majalla" w:hint="cs"/>
-                <w:b/>
-                <w:bCs/>
-                <w:sz w:val="24"/>
-                <w:szCs w:val="24"/>
-                <w:rtl/>
-                <w:lang w:bidi="ar-QA"/>
-              </w:rPr>
-              <w:t>5</w:t>
             </w:r>
           </w:p>
         </w:tc>
@@ -4138,7 +4138,7 @@
                 <w:rtl/>
                 <w:lang w:bidi="ar-QA"/>
               </w:rPr>
-              <w:t>5</w:t>
+              <w:t>6</w:t>
             </w:r>
           </w:p>
           <w:p>
@@ -4252,31 +4252,31 @@
                 <w:rtl/>
                 <w:lang w:bidi="ar-QA"/>
               </w:rPr>
+              <w:t>7</w:t>
+            </w:r>
+            <w:r>
+              <w:rPr>
+                <w:rFonts w:ascii="Sakkal Majalla" w:hAnsi="Sakkal Majalla" w:cs="Sakkal Majalla" w:hint="cs"/>
+                <w:b/>
+                <w:bCs/>
+                <w:sz w:val="24"/>
+                <w:szCs w:val="24"/>
+                <w:rtl/>
+                <w:lang w:bidi="ar-QA"/>
+              </w:rPr>
+              <w:t>-202</w:t>
+            </w:r>
+            <w:r>
+              <w:rPr>
+                <w:rFonts w:ascii="Sakkal Majalla" w:hAnsi="Sakkal Majalla" w:cs="Sakkal Majalla" w:hint="cs"/>
+                <w:b/>
+                <w:bCs/>
+                <w:sz w:val="24"/>
+                <w:szCs w:val="24"/>
+                <w:rtl/>
+                <w:lang w:bidi="ar-QA"/>
+              </w:rPr>
               <w:t>6</w:t>
-            </w:r>
-            <w:r>
-              <w:rPr>
-                <w:rFonts w:ascii="Sakkal Majalla" w:hAnsi="Sakkal Majalla" w:cs="Sakkal Majalla" w:hint="cs"/>
-                <w:b/>
-                <w:bCs/>
-                <w:sz w:val="24"/>
-                <w:szCs w:val="24"/>
-                <w:rtl/>
-                <w:lang w:bidi="ar-QA"/>
-              </w:rPr>
-              <w:t>-202</w:t>
-            </w:r>
-            <w:r>
-              <w:rPr>
-                <w:rFonts w:ascii="Sakkal Majalla" w:hAnsi="Sakkal Majalla" w:cs="Sakkal Majalla" w:hint="cs"/>
-                <w:b/>
-                <w:bCs/>
-                <w:sz w:val="24"/>
-                <w:szCs w:val="24"/>
-                <w:rtl/>
-                <w:lang w:bidi="ar-QA"/>
-              </w:rPr>
-              <w:t>5</w:t>
             </w:r>
           </w:p>
         </w:tc>
@@ -4785,31 +4785,31 @@
                 <w:rtl/>
                 <w:lang w:bidi="ar-QA"/>
               </w:rPr>
+              <w:t>7</w:t>
+            </w:r>
+            <w:r>
+              <w:rPr>
+                <w:rFonts w:ascii="Sakkal Majalla" w:hAnsi="Sakkal Majalla" w:cs="Sakkal Majalla" w:hint="cs"/>
+                <w:b/>
+                <w:bCs/>
+                <w:sz w:val="24"/>
+                <w:szCs w:val="24"/>
+                <w:rtl/>
+                <w:lang w:bidi="ar-QA"/>
+              </w:rPr>
+              <w:t>-202</w:t>
+            </w:r>
+            <w:r>
+              <w:rPr>
+                <w:rFonts w:ascii="Sakkal Majalla" w:hAnsi="Sakkal Majalla" w:cs="Sakkal Majalla" w:hint="cs"/>
+                <w:b/>
+                <w:bCs/>
+                <w:sz w:val="24"/>
+                <w:szCs w:val="24"/>
+                <w:rtl/>
+                <w:lang w:bidi="ar-QA"/>
+              </w:rPr>
               <w:t>6</w:t>
-            </w:r>
-            <w:r>
-              <w:rPr>
-                <w:rFonts w:ascii="Sakkal Majalla" w:hAnsi="Sakkal Majalla" w:cs="Sakkal Majalla" w:hint="cs"/>
-                <w:b/>
-                <w:bCs/>
-                <w:sz w:val="24"/>
-                <w:szCs w:val="24"/>
-                <w:rtl/>
-                <w:lang w:bidi="ar-QA"/>
-              </w:rPr>
-              <w:t>-202</w:t>
-            </w:r>
-            <w:r>
-              <w:rPr>
-                <w:rFonts w:ascii="Sakkal Majalla" w:hAnsi="Sakkal Majalla" w:cs="Sakkal Majalla" w:hint="cs"/>
-                <w:b/>
-                <w:bCs/>
-                <w:sz w:val="24"/>
-                <w:szCs w:val="24"/>
-                <w:rtl/>
-                <w:lang w:bidi="ar-QA"/>
-              </w:rPr>
-              <w:t>5</w:t>
             </w:r>
           </w:p>
         </w:tc>
@@ -5372,7 +5372,7 @@
                 <w:rtl/>
                 <w:lang w:bidi="ar-QA"/>
               </w:rPr>
-              <w:t>5</w:t>
+              <w:t>6</w:t>
             </w:r>
             <w:r>
               <w:rPr>
@@ -5912,7 +5912,7 @@
                 <w:rtl/>
                 <w:lang w:bidi="ar-QA"/>
               </w:rPr>
-              <w:t>5</w:t>
+              <w:t>6</w:t>
             </w:r>
           </w:p>
           <w:p>
@@ -6002,7 +6002,7 @@
                 <w:rtl/>
                 <w:lang w:bidi="ar-QA"/>
               </w:rPr>
-              <w:t>6</w:t>
+              <w:t>7</w:t>
             </w:r>
           </w:p>
         </w:tc>
@@ -6330,7 +6330,7 @@
           <w:szCs w:val="28"/>
           <w:rtl/>
         </w:rPr>
-        <w:t>5</w:t>
+        <w:t>6</w:t>
       </w:r>
       <w:r>
         <w:rPr>
